--- a/docs/labs/pr12/dk/reports/0302-pz02-dk.docx
+++ b/docs/labs/pr12/dk/reports/0302-pz02-dk.docx
@@ -887,6 +887,11 @@
       </w:r>
     </w:p>
     <w:p>
+      <w:r>
+        <w:t>19.10.2026 проверяющим назначен Тимофей Патрушев; назначение не является фактом проведённого review. Текущий порядок действий — review/TIMOFEY_REVIEW_GUIDE_RU.md.</w:t>
+      </w:r>
+    </w:p>
+    <w:p>
       <w:pPr>
         <w:pStyle w:val="1"/>
       </w:pPr>
@@ -1079,7 +1084,7 @@
                 <w:b w:val="0"/>
                 <w:sz w:val="20"/>
               </w:rPr>
-              <w:t>pr12-bootstrap-20261017-v2 → 94b78199c202a31bcb63326ae7f2a4748aa29360; bootstrap PR2 unmerged</w:t>
+              <w:t>pr12-bootstrap-20261017-v2 → 94b78199c202a31bcb63326ae7f2a4748aa29360; bootstrap PR #2 merged 19.10.2026 09:04 UTC</w:t>
             </w:r>
           </w:p>
         </w:tc>
